--- a/frontend/public/manuals/editable/CoPYlot User Manual.docx
+++ b/frontend/public/manuals/editable/CoPYlot User Manual.docx
@@ -98,7 +98,7 @@
           <w:rPr>
             <w:rStyle w:val="Hyperlink"/>
           </w:rPr>
-          <w:t>https://proteomics-data.com/downloads/</w:t>
+          <w:t>CoPYlot project repository</w:t>
         </w:r>
       </w:hyperlink>
     </w:p>
